--- a/assets/docx/专利撰写模板.docx
+++ b/assets/docx/专利撰写模板.docx
@@ -4,266 +4,14 @@
   <w:body>
     <w:p>
       <w:pPr>
-        <w:keepNext w:val="0"/>
-        <w:keepLines w:val="0"/>
-        <w:pageBreakBefore w:val="0"/>
-        <w:widowControl w:val="0"/>
-        <w:kinsoku/>
-        <w:wordWrap/>
-        <w:overflowPunct/>
-        <w:topLinePunct w:val="0"/>
-        <w:autoSpaceDE/>
-        <w:autoSpaceDN/>
-        <w:bidi w:val="0"/>
-        <w:adjustRightInd/>
-        <w:snapToGrid/>
-        <w:spacing w:line="560" w:lineRule="exact"/>
-        <w:ind w:firstLine="560" w:firstLineChars="200"/>
-        <w:textAlignment w:val="auto"/>
-        <w:rPr>
-          <w:rFonts w:ascii="宋体" w:hAnsi="宋体" w:cs="宋体"/>
+        <w:ind w:firstLine="0" w:firstLineChars="0"/>
+        <w:rPr>
+          <w:rFonts w:hint="eastAsia" w:ascii="宋体" w:hAnsi="宋体" w:cs="宋体"/>
           <w:szCs w:val="28"/>
         </w:rPr>
       </w:pPr>
-      <w:r>
-        <w:rPr>
-          <w:rFonts w:hint="default" w:ascii="Times New Roman" w:hAnsi="Times New Roman" w:eastAsia="宋体" w:cs="Times New Roman"/>
-          <w:sz w:val="28"/>
-        </w:rPr>
-        <w:t>本发明涉及...技术领域，公开了一种...方法</w:t>
-      </w:r>
-      <w:r>
-        <w:rPr>
-          <w:rFonts w:hint="eastAsia" w:ascii="Times New Roman" w:hAnsi="Times New Roman" w:cs="Times New Roman"/>
-          <w:sz w:val="28"/>
-          <w:lang w:val="en-US" w:eastAsia="zh-CN"/>
-        </w:rPr>
-        <w:t>及系统</w:t>
-      </w:r>
-      <w:r>
-        <w:rPr>
-          <w:rFonts w:hint="default" w:ascii="Times New Roman" w:hAnsi="Times New Roman" w:eastAsia="宋体" w:cs="Times New Roman"/>
-          <w:sz w:val="28"/>
-          <w:lang w:eastAsia="zh-CN"/>
-        </w:rPr>
-        <w:t>，</w:t>
-      </w:r>
-      <w:r>
-        <w:rPr>
-          <w:rFonts w:hint="default" w:ascii="Times New Roman" w:hAnsi="Times New Roman" w:eastAsia="宋体" w:cs="Times New Roman"/>
-          <w:sz w:val="28"/>
-          <w:lang w:val="en-US" w:eastAsia="zh-CN"/>
-        </w:rPr>
-        <w:t>所述方法包括</w:t>
-      </w:r>
-      <w:r>
-        <w:rPr>
-          <w:rFonts w:hint="default" w:ascii="Times New Roman" w:hAnsi="Times New Roman" w:eastAsia="宋体" w:cs="Times New Roman"/>
-          <w:color w:val="0000FF"/>
-          <w:sz w:val="28"/>
-          <w:szCs w:val="28"/>
-        </w:rPr>
-        <w:t>获取特征1和特征2</w:t>
-      </w:r>
-      <w:r>
-        <w:rPr>
-          <w:rFonts w:hint="default" w:ascii="Times New Roman" w:hAnsi="Times New Roman" w:eastAsia="宋体" w:cs="Times New Roman"/>
-          <w:color w:val="0000FF"/>
-          <w:sz w:val="28"/>
-          <w:szCs w:val="28"/>
-          <w:lang w:eastAsia="zh-CN"/>
-        </w:rPr>
-        <w:t>；</w:t>
-      </w:r>
-      <w:r>
-        <w:rPr>
-          <w:rFonts w:hint="default" w:ascii="Times New Roman" w:hAnsi="Times New Roman" w:eastAsia="宋体" w:cs="Times New Roman"/>
-          <w:color w:val="0000FF"/>
-          <w:sz w:val="28"/>
-          <w:szCs w:val="28"/>
-        </w:rPr>
-        <w:t>根据</w:t>
-      </w:r>
-      <w:r>
-        <w:rPr>
-          <w:rFonts w:hint="default" w:ascii="Times New Roman" w:hAnsi="Times New Roman" w:eastAsia="宋体" w:cs="Times New Roman"/>
-          <w:color w:val="FF0000"/>
-          <w:sz w:val="28"/>
-          <w:szCs w:val="28"/>
-        </w:rPr>
-        <w:t>所述</w:t>
-      </w:r>
-      <w:r>
-        <w:rPr>
-          <w:rFonts w:hint="default" w:ascii="Times New Roman" w:hAnsi="Times New Roman" w:eastAsia="宋体" w:cs="Times New Roman"/>
-          <w:color w:val="0000FF"/>
-          <w:sz w:val="28"/>
-          <w:szCs w:val="28"/>
-        </w:rPr>
-        <w:t>特征1，进行xx操作，得到特征3</w:t>
-      </w:r>
-      <w:r>
-        <w:rPr>
-          <w:rFonts w:hint="default" w:ascii="Times New Roman" w:hAnsi="Times New Roman" w:eastAsia="宋体" w:cs="Times New Roman"/>
-          <w:color w:val="0000FF"/>
-          <w:sz w:val="28"/>
-          <w:szCs w:val="28"/>
-          <w:lang w:eastAsia="zh-CN"/>
-        </w:rPr>
-        <w:t>；</w:t>
-      </w:r>
-      <w:r>
-        <w:rPr>
-          <w:rFonts w:hint="default" w:ascii="Times New Roman" w:hAnsi="Times New Roman" w:eastAsia="宋体" w:cs="Times New Roman"/>
-          <w:color w:val="0000FF"/>
-          <w:sz w:val="28"/>
-          <w:szCs w:val="28"/>
-        </w:rPr>
-        <w:t>根据所述特征2和所述特征3，进行xx操作，得到特征4</w:t>
-      </w:r>
-      <w:r>
-        <w:rPr>
-          <w:rFonts w:hint="default" w:ascii="Times New Roman" w:hAnsi="Times New Roman" w:eastAsia="宋体" w:cs="Times New Roman"/>
-          <w:color w:val="0000FF"/>
-          <w:sz w:val="28"/>
-          <w:szCs w:val="28"/>
-          <w:lang w:eastAsia="zh-CN"/>
-        </w:rPr>
-        <w:t>；</w:t>
-      </w:r>
-      <w:r>
-        <w:rPr>
-          <w:rFonts w:hint="default" w:ascii="Times New Roman" w:hAnsi="Times New Roman" w:eastAsia="宋体" w:cs="Times New Roman"/>
-          <w:color w:val="0000FF"/>
-          <w:sz w:val="28"/>
-          <w:szCs w:val="28"/>
-        </w:rPr>
-        <w:t>将所述特征4进行输出/根据所述特征4进行XX操作</w:t>
-      </w:r>
-      <w:r>
-        <w:rPr>
-          <w:rFonts w:hint="default" w:ascii="Times New Roman" w:hAnsi="Times New Roman" w:eastAsia="宋体" w:cs="Times New Roman"/>
-          <w:color w:val="0000FF"/>
-          <w:sz w:val="28"/>
-          <w:szCs w:val="28"/>
-          <w:lang w:val="en-US" w:eastAsia="zh-CN"/>
-        </w:rPr>
-        <w:t>/将所述特征4输入到预先训练完成的xx模型中</w:t>
-      </w:r>
-      <w:r>
-        <w:rPr>
-          <w:rFonts w:hint="default" w:ascii="Times New Roman" w:hAnsi="Times New Roman" w:eastAsia="宋体" w:cs="Times New Roman"/>
-          <w:color w:val="0000FF"/>
-          <w:sz w:val="28"/>
-          <w:szCs w:val="28"/>
-          <w:lang w:eastAsia="zh-CN"/>
-        </w:rPr>
-        <w:t>，</w:t>
-      </w:r>
-      <w:r>
-        <w:rPr>
-          <w:rFonts w:hint="default" w:ascii="Times New Roman" w:hAnsi="Times New Roman" w:eastAsia="宋体" w:cs="Times New Roman"/>
-          <w:color w:val="0000FF"/>
-          <w:sz w:val="28"/>
-          <w:szCs w:val="28"/>
-        </w:rPr>
-        <w:t>得到</w:t>
-      </w:r>
-      <w:r>
-        <w:rPr>
-          <w:rFonts w:hint="default" w:ascii="Times New Roman" w:hAnsi="Times New Roman" w:eastAsia="宋体" w:cs="Times New Roman"/>
-          <w:color w:val="0000FF"/>
-          <w:sz w:val="28"/>
-          <w:szCs w:val="28"/>
-          <w:highlight w:val="yellow"/>
-        </w:rPr>
-        <w:t>目标结果</w:t>
-      </w:r>
-      <w:r>
-        <w:rPr>
-          <w:rFonts w:hint="default" w:ascii="Times New Roman" w:hAnsi="Times New Roman" w:eastAsia="宋体" w:cs="Times New Roman"/>
-          <w:sz w:val="28"/>
-          <w:szCs w:val="28"/>
-        </w:rPr>
-        <w:t>。本方法</w:t>
-      </w:r>
-      <w:r>
-        <w:rPr>
-          <w:rFonts w:hint="default" w:ascii="Times New Roman" w:hAnsi="Times New Roman" w:eastAsia="宋体" w:cs="Times New Roman"/>
-          <w:sz w:val="28"/>
-          <w:szCs w:val="28"/>
-          <w:lang w:val="en-US" w:eastAsia="zh-CN"/>
-        </w:rPr>
-        <w:t>能够</w:t>
-      </w:r>
-      <w:r>
-        <w:rPr>
-          <w:rFonts w:hint="default" w:ascii="Times New Roman" w:hAnsi="Times New Roman" w:eastAsia="宋体" w:cs="Times New Roman"/>
-          <w:sz w:val="28"/>
-          <w:szCs w:val="28"/>
-        </w:rPr>
-        <w:t>实现</w:t>
-      </w:r>
-      <w:r>
-        <w:rPr>
-          <w:rFonts w:hint="default" w:ascii="Times New Roman" w:hAnsi="Times New Roman" w:eastAsia="宋体" w:cs="Times New Roman"/>
-          <w:sz w:val="28"/>
-        </w:rPr>
-        <w:t>...</w:t>
-      </w:r>
-      <w:r>
-        <w:rPr>
-          <w:rFonts w:hint="default" w:ascii="Times New Roman" w:hAnsi="Times New Roman" w:eastAsia="宋体" w:cs="Times New Roman"/>
-          <w:sz w:val="28"/>
-          <w:szCs w:val="28"/>
-        </w:rPr>
-        <w:t>。</w:t>
-      </w:r>
-      <w:r>
-        <w:rPr>
-          <w:rFonts w:hint="default" w:ascii="Times New Roman" w:hAnsi="Times New Roman" w:eastAsia="宋体" w:cs="Times New Roman"/>
-          <w:bCs/>
-          <w:color w:val="FF0000"/>
-          <w:sz w:val="28"/>
-          <w:szCs w:val="28"/>
-          <w:highlight w:val="yellow"/>
-          <w:lang w:eastAsia="zh-CN"/>
-        </w:rPr>
-        <w:t>（</w:t>
-      </w:r>
-      <w:r>
-        <w:rPr>
-          <w:rFonts w:hint="default" w:ascii="Times New Roman" w:hAnsi="Times New Roman" w:eastAsia="宋体" w:cs="Times New Roman"/>
-          <w:bCs/>
-          <w:color w:val="FF0000"/>
-          <w:sz w:val="28"/>
-          <w:szCs w:val="28"/>
-          <w:highlight w:val="yellow"/>
-          <w:lang w:val="en-US" w:eastAsia="zh-CN"/>
-        </w:rPr>
-        <w:t>不超过300字符</w:t>
-      </w:r>
-      <w:r>
-        <w:rPr>
-          <w:rFonts w:hint="default" w:ascii="Times New Roman" w:hAnsi="Times New Roman" w:eastAsia="宋体" w:cs="Times New Roman"/>
-          <w:bCs/>
-          <w:color w:val="FF0000"/>
-          <w:sz w:val="28"/>
-          <w:szCs w:val="28"/>
-          <w:highlight w:val="yellow"/>
-          <w:lang w:eastAsia="zh-CN"/>
-        </w:rPr>
-        <w:t>）</w:t>
-      </w:r>
-    </w:p>
-    <w:p>
-      <w:pPr>
-        <w:ind w:firstLine="0" w:firstLineChars="0"/>
-        <w:rPr>
-          <w:rFonts w:hint="eastAsia" w:ascii="宋体" w:hAnsi="宋体" w:cs="宋体"/>
-          <w:szCs w:val="28"/>
-        </w:rPr>
-      </w:pPr>
+      <w:bookmarkStart w:id="0" w:name="_GoBack"/>
+      <w:bookmarkEnd w:id="0"/>
     </w:p>
     <w:p>
       <w:pPr>
@@ -651,8 +399,6 @@
           <w:lang w:eastAsia="zh-CN"/>
         </w:rPr>
       </w:pPr>
-      <w:bookmarkStart w:id="0" w:name="_GoBack"/>
-      <w:bookmarkEnd w:id="0"/>
     </w:p>
     <w:sectPr>
       <w:headerReference r:id="rId29" w:type="first"/>

--- a/assets/docx/专利撰写模板.docx
+++ b/assets/docx/专利撰写模板.docx
@@ -1461,7 +1461,7 @@
       <w:jc w:val="both"/>
     </w:pPr>
     <w:rPr>
-      <w:rFonts w:ascii="Dutch801 Rm BT" w:hAnsi="Dutch801 Rm BT" w:eastAsia="宋体" w:cs="Dutch801 Rm BT"/>
+      <w:rFonts w:ascii="Times New Roman" w:hAnsi="Times New Roman" w:eastAsia="宋体" w:cs="Times New Roman"/>
       <w:kern w:val="2"/>
       <w:sz w:val="28"/>
       <w:szCs w:val="24"/>
@@ -1589,7 +1589,7 @@
     <w:qFormat/>
     <w:uiPriority w:val="99"/>
     <w:rPr>
-      <w:rFonts w:ascii="Dutch801 Rm BT" w:hAnsi="Dutch801 Rm BT" w:cs="Dutch801 Rm BT"/>
+      <w:rFonts w:ascii="Times New Roman" w:hAnsi="Times New Roman" w:cs="Times New Roman"/>
       <w:kern w:val="2"/>
       <w:sz w:val="18"/>
       <w:szCs w:val="18"/>
@@ -1602,7 +1602,7 @@
     <w:qFormat/>
     <w:uiPriority w:val="99"/>
     <w:rPr>
-      <w:rFonts w:ascii="Dutch801 Rm BT" w:hAnsi="Dutch801 Rm BT" w:cs="Dutch801 Rm BT"/>
+      <w:rFonts w:ascii="Times New Roman" w:hAnsi="Times New Roman" w:cs="Times New Roman"/>
       <w:kern w:val="2"/>
       <w:sz w:val="18"/>
       <w:szCs w:val="18"/>
